--- a/testakten/gesellschaftsgruender-ki-krypto-startup-berlin-musterprotokoll/07_sacheinlage_pruefvermerk_domain_repository.docx
+++ b/testakten/gesellschaftsgruender-ki-krypto-startup-berlin-musterprotokoll/07_sacheinlage_pruefvermerk_domain_repository.docx
@@ -5,16 +5,20 @@
     <w:p>
       <w:pPr>
         <w:pStyle w:val="Heading1"/>
+        <w:spacing w:after="160" w:line="259" w:lineRule="auto"/>
       </w:pPr>
       <w:r>
         <w:rPr>
           <w:rFonts w:ascii="Times New Roman" w:hAnsi="Times New Roman"/>
+          <w:b/>
+          <w:sz w:val="28"/>
         </w:rPr>
         <w:t>Prüfvermerk Sacheinlage Domain und Code-Repository</w:t>
       </w:r>
     </w:p>
     <w:p>
       <w:pPr>
+        <w:spacing w:line="259" w:lineRule="auto" w:after="60"/>
         <w:jc w:val="left"/>
       </w:pPr>
       <w:r>
@@ -23,33 +27,50 @@
     </w:p>
     <w:p>
       <w:pPr>
+        <w:spacing w:before="120" w:after="60" w:line="259" w:lineRule="auto"/>
         <w:jc w:val="left"/>
       </w:pPr>
       <w:r>
+        <w:rPr>
+          <w:rFonts w:ascii="Times New Roman" w:hAnsi="Times New Roman"/>
+          <w:b w:val="0"/>
+          <w:i w:val="0"/>
+          <w:sz w:val="22"/>
+        </w:rPr>
         <w:t>Datum: 14.05.2026</w:t>
       </w:r>
     </w:p>
     <w:p>
       <w:pPr>
+        <w:spacing w:before="120" w:after="60" w:line="259" w:lineRule="auto"/>
         <w:jc w:val="left"/>
       </w:pPr>
       <w:r>
+        <w:rPr>
+          <w:rFonts w:ascii="Times New Roman" w:hAnsi="Times New Roman"/>
+          <w:b/>
+          <w:sz w:val="22"/>
+        </w:rPr>
         <w:t>Adressaten: Jonas Kreutzberger, Mira Holzbach</w:t>
       </w:r>
     </w:p>
     <w:p>
       <w:pPr>
         <w:pStyle w:val="Heading2"/>
+        <w:spacing w:before="120" w:after="60" w:line="259" w:lineRule="auto"/>
       </w:pPr>
       <w:r>
         <w:rPr>
           <w:rFonts w:ascii="Times New Roman" w:hAnsi="Times New Roman"/>
+          <w:b/>
+          <w:sz w:val="22"/>
         </w:rPr>
         <w:t>1. Ausgangsfrage</w:t>
       </w:r>
     </w:p>
     <w:p>
       <w:pPr>
+        <w:spacing w:line="259" w:lineRule="auto" w:after="60"/>
         <w:jc w:val="left"/>
       </w:pPr>
       <w:r>
@@ -77,10 +98,13 @@
     <w:p>
       <w:pPr>
         <w:pStyle w:val="Heading2"/>
+        <w:spacing w:before="120" w:after="60" w:line="259" w:lineRule="auto"/>
       </w:pPr>
       <w:r>
         <w:rPr>
           <w:rFonts w:ascii="Times New Roman" w:hAnsi="Times New Roman"/>
+          <w:b/>
+          <w:sz w:val="22"/>
         </w:rPr>
         <w:t>2. Rechtlicher Rahmen</w:t>
       </w:r>
@@ -88,10 +112,13 @@
     <w:p>
       <w:pPr>
         <w:pStyle w:val="Heading3"/>
+        <w:spacing w:before="120" w:after="60" w:line="259" w:lineRule="auto"/>
       </w:pPr>
       <w:r>
         <w:rPr>
           <w:rFonts w:ascii="Times New Roman" w:hAnsi="Times New Roman"/>
+          <w:b/>
+          <w:sz w:val="22"/>
         </w:rPr>
         <w:t>2.1 Sacheinlage nach GmbHG</w:t>
       </w:r>
@@ -99,6 +126,7 @@
     <w:p>
       <w:pPr>
         <w:pStyle w:val="ListBullet"/>
+        <w:spacing w:line="259" w:lineRule="auto" w:after="60"/>
       </w:pPr>
       <w:r>
         <w:t>Paragraph 5 Absatz 4 GmbHG: Sacheinlagen sind zulässig, müssen aber im Gesellschaftsvertrag bezeichnet werden, einschließlich des Gegenstands und des Nennbetrags des Geschäftsanteils, auf den die Sacheinlage geleistet wird.</w:t>
@@ -107,6 +135,7 @@
     <w:p>
       <w:pPr>
         <w:pStyle w:val="ListBullet"/>
+        <w:spacing w:line="259" w:lineRule="auto" w:after="60"/>
       </w:pPr>
       <w:r>
         <w:t>Paragraph 8 Absatz 1 Nummer 5 GmbHG: Sachgründungsbericht ist erforderlich.</w:t>
@@ -115,6 +144,7 @@
     <w:p>
       <w:pPr>
         <w:pStyle w:val="ListBullet"/>
+        <w:spacing w:line="259" w:lineRule="auto" w:after="60"/>
       </w:pPr>
       <w:r>
         <w:t>Paragraph 9 GmbHG: Differenzhaftung des Sacheinlegers, wenn der Wert der Sacheinlage zum Zeitpunkt der Anmeldung den Nennbetrag des dafür zu übernehmenden Geschäftsanteils nicht erreicht.</w:t>
@@ -123,6 +153,7 @@
     <w:p>
       <w:pPr>
         <w:pStyle w:val="Heading3"/>
+        <w:spacing w:line="259" w:lineRule="auto" w:after="60"/>
       </w:pPr>
       <w:r>
         <w:rPr>
@@ -133,6 +164,7 @@
     </w:p>
     <w:p>
       <w:pPr>
+        <w:spacing w:line="259" w:lineRule="auto" w:after="60"/>
         <w:jc w:val="left"/>
       </w:pPr>
       <w:r>
@@ -142,6 +174,7 @@
     <w:p>
       <w:pPr>
         <w:pStyle w:val="ListBullet"/>
+        <w:spacing w:line="259" w:lineRule="auto" w:after="60"/>
       </w:pPr>
       <w:r>
         <w:t xml:space="preserve">Die Bareinlageschuld erlischt </w:t>
@@ -159,6 +192,7 @@
     <w:p>
       <w:pPr>
         <w:pStyle w:val="ListBullet"/>
+        <w:spacing w:line="259" w:lineRule="auto" w:after="60"/>
       </w:pPr>
       <w:r>
         <w:t>Es findet eine Anrechnung des Werts der eingebrachten Sache zum Zeitpunkt der Anmeldung statt.</w:t>
@@ -167,6 +201,7 @@
     <w:p>
       <w:pPr>
         <w:pStyle w:val="ListBullet"/>
+        <w:spacing w:line="259" w:lineRule="auto" w:after="60"/>
       </w:pPr>
       <w:r>
         <w:t>Der Sacheinleger bleibt in Höhe der Differenz weiter zur Leistung der Bareinlage verpflichtet.</w:t>
@@ -174,6 +209,7 @@
     </w:p>
     <w:p>
       <w:pPr>
+        <w:spacing w:line="259" w:lineRule="auto" w:after="60"/>
         <w:jc w:val="left"/>
       </w:pPr>
       <w:r>
@@ -183,6 +219,7 @@
     <w:p>
       <w:pPr>
         <w:pStyle w:val="Heading3"/>
+        <w:spacing w:line="259" w:lineRule="auto" w:after="60"/>
       </w:pPr>
       <w:r>
         <w:rPr>
@@ -193,6 +230,7 @@
     </w:p>
     <w:p>
       <w:pPr>
+        <w:spacing w:line="259" w:lineRule="auto" w:after="60"/>
         <w:jc w:val="left"/>
       </w:pPr>
       <w:r>
@@ -202,6 +240,7 @@
     <w:p>
       <w:pPr>
         <w:pStyle w:val="Heading2"/>
+        <w:spacing w:line="259" w:lineRule="auto" w:after="60"/>
       </w:pPr>
       <w:r>
         <w:rPr>
@@ -213,6 +252,7 @@
     <w:p>
       <w:pPr>
         <w:pStyle w:val="Heading3"/>
+        <w:spacing w:line="259" w:lineRule="auto" w:after="60"/>
       </w:pPr>
       <w:r>
         <w:rPr>
@@ -224,6 +264,7 @@
     <w:p>
       <w:pPr>
         <w:pStyle w:val="ListBullet"/>
+        <w:spacing w:line="259" w:lineRule="auto" w:after="60"/>
       </w:pPr>
       <w:r>
         <w:t>Domain ist seit 2024 auf Mira Holzbach registriert.</w:t>
@@ -232,6 +273,7 @@
     <w:p>
       <w:pPr>
         <w:pStyle w:val="ListBullet"/>
+        <w:spacing w:line="259" w:lineRule="auto" w:after="60"/>
       </w:pPr>
       <w:r>
         <w:t>Marktwert nach Recherche (Sedo, GoDaddy Domain-Appraisals): zwischen 800 und 3.500 EUR. Spannweite groß, abhängig von Käuferinteresse.</w:t>
@@ -240,6 +282,7 @@
     <w:p>
       <w:pPr>
         <w:pStyle w:val="ListBullet"/>
+        <w:spacing w:line="259" w:lineRule="auto" w:after="60"/>
       </w:pPr>
       <w:r>
         <w:t>Ein offizielles Wertgutachten ist nicht vorhanden.</w:t>
@@ -248,6 +291,7 @@
     <w:p>
       <w:pPr>
         <w:pStyle w:val="Heading3"/>
+        <w:spacing w:line="259" w:lineRule="auto" w:after="60"/>
       </w:pPr>
       <w:r>
         <w:rPr>
@@ -259,6 +303,7 @@
     <w:p>
       <w:pPr>
         <w:pStyle w:val="ListBullet"/>
+        <w:spacing w:line="259" w:lineRule="auto" w:after="60"/>
       </w:pPr>
       <w:r>
         <w:t>ca. 12.000 Codezeilen, hauptsächlich Python und Solidity.</w:t>
@@ -267,6 +312,7 @@
     <w:p>
       <w:pPr>
         <w:pStyle w:val="ListBullet"/>
+        <w:spacing w:line="259" w:lineRule="auto" w:after="60"/>
       </w:pPr>
       <w:r>
         <w:t>Entwicklung seit Januar 2025 durch Mira mit Beiträgen von Jonas.</w:t>
@@ -275,6 +321,7 @@
     <w:p>
       <w:pPr>
         <w:pStyle w:val="ListBullet"/>
+        <w:spacing w:line="259" w:lineRule="auto" w:after="60"/>
       </w:pPr>
       <w:r>
         <w:t>Lizenzierung: bisher nicht festgelegt. Kein offizielles Open-Source-Statement.</w:t>
@@ -283,6 +330,7 @@
     <w:p>
       <w:pPr>
         <w:pStyle w:val="ListBullet"/>
+        <w:spacing w:line="259" w:lineRule="auto" w:after="60"/>
       </w:pPr>
       <w:r>
         <w:t>Bewertung schwierig: Aufwandsbasierte Bewertung käme auf ca. 80 Manntage à 600 EUR = 48.000 EUR. Marktbewertung deutlich niedriger, da kein etablierter Markt für Pre-Product-Repos existiert.</w:t>
@@ -291,6 +339,7 @@
     <w:p>
       <w:pPr>
         <w:pStyle w:val="ListBullet"/>
+        <w:spacing w:line="259" w:lineRule="auto" w:after="60"/>
       </w:pPr>
       <w:r>
         <w:t>Risiko: Wenn Jonas substantielle Beiträge geleistet hat, ist die Inhaberschaft nicht klar. Vor Einbringung wäre eine IP-Klärung mit Jonas notwendig.</w:t>
@@ -299,6 +348,7 @@
     <w:p>
       <w:pPr>
         <w:pStyle w:val="Heading2"/>
+        <w:spacing w:line="259" w:lineRule="auto" w:after="60"/>
       </w:pPr>
       <w:r>
         <w:rPr>
@@ -310,6 +360,7 @@
     <w:p>
       <w:pPr>
         <w:pStyle w:val="ListBullet"/>
+        <w:spacing w:line="259" w:lineRule="auto" w:after="60"/>
       </w:pPr>
       <w:r>
         <w:t>Sachgründungsbericht (von Mira als Sacheinlegerin)</w:t>
@@ -318,6 +369,7 @@
     <w:p>
       <w:pPr>
         <w:pStyle w:val="ListBullet"/>
+        <w:spacing w:line="259" w:lineRule="auto" w:after="60"/>
       </w:pPr>
       <w:r>
         <w:t>Wertgutachten durch unabhängigen Sachverständigen, voraussichtlich Kosten 1.500 bis 3.000 EUR</w:t>
@@ -326,6 +378,7 @@
     <w:p>
       <w:pPr>
         <w:pStyle w:val="ListBullet"/>
+        <w:spacing w:line="259" w:lineRule="auto" w:after="60"/>
       </w:pPr>
       <w:r>
         <w:t>Erweiterung des Gesellschaftsvertrags um die genaue Bezeichnung der Sacheinlage</w:t>
@@ -334,6 +387,7 @@
     <w:p>
       <w:pPr>
         <w:pStyle w:val="ListBullet"/>
+        <w:spacing w:line="259" w:lineRule="auto" w:after="60"/>
       </w:pPr>
       <w:r>
         <w:t>Risiko der Differenzhaftung, wenn der gutachterlich festgestellte Wert geringer ausfällt als der Nennbetrag</w:t>
@@ -342,6 +396,7 @@
     <w:p>
       <w:pPr>
         <w:pStyle w:val="Heading2"/>
+        <w:spacing w:line="259" w:lineRule="auto" w:after="60"/>
       </w:pPr>
       <w:r>
         <w:rPr>
@@ -352,6 +407,7 @@
     </w:p>
     <w:p>
       <w:pPr>
+        <w:spacing w:line="259" w:lineRule="auto" w:after="60"/>
         <w:jc w:val="left"/>
       </w:pPr>
       <w:r>
@@ -370,6 +426,7 @@
     <w:p>
       <w:pPr>
         <w:pStyle w:val="ListBullet"/>
+        <w:spacing w:line="259" w:lineRule="auto" w:after="60"/>
       </w:pPr>
       <w:r>
         <w:t>keine Sacheinlage, keine Differenzhaftung, kein Sachgründungsbericht</w:t>
@@ -378,6 +435,7 @@
     <w:p>
       <w:pPr>
         <w:pStyle w:val="ListBullet"/>
+        <w:spacing w:line="259" w:lineRule="auto" w:after="60"/>
       </w:pPr>
       <w:r>
         <w:t>keine Bewertungspflicht zum Zeitpunkt der Gründung</w:t>
@@ -386,6 +444,7 @@
     <w:p>
       <w:pPr>
         <w:pStyle w:val="ListBullet"/>
+        <w:spacing w:line="259" w:lineRule="auto" w:after="60"/>
       </w:pPr>
       <w:r>
         <w:t>saubere Trennung zwischen Bar-Stammeinlage und Asset-Transfer</w:t>
@@ -394,6 +453,7 @@
     <w:p>
       <w:pPr>
         <w:pStyle w:val="ListBullet"/>
+        <w:spacing w:line="259" w:lineRule="auto" w:after="60"/>
       </w:pPr>
       <w:r>
         <w:t>Möglichkeit, die Gesellschaft erst zu testen, bevor das Asset endgültig übertragen wird</w:t>
@@ -401,6 +461,7 @@
     </w:p>
     <w:p>
       <w:pPr>
+        <w:spacing w:line="259" w:lineRule="auto" w:after="60"/>
         <w:jc w:val="left"/>
       </w:pPr>
       <w:r>
@@ -410,6 +471,7 @@
     <w:p>
       <w:pPr>
         <w:pStyle w:val="ListBullet"/>
+        <w:spacing w:line="259" w:lineRule="auto" w:after="60"/>
       </w:pPr>
       <w:r>
         <w:t>Mira bleibt formal Inhaberin und kann theoretisch kündigen (Lizenzvertrag mit Kündigungsverzicht für 36 Monate vereinbart)</w:t>
@@ -418,6 +480,7 @@
     <w:p>
       <w:pPr>
         <w:pStyle w:val="ListBullet"/>
+        <w:spacing w:line="259" w:lineRule="auto" w:after="60"/>
       </w:pPr>
       <w:r>
         <w:t>bei späterem Erwerb muss der Kaufpreis marktgerecht sein, sonst vGA-Risiko</w:t>
@@ -426,6 +489,7 @@
     <w:p>
       <w:pPr>
         <w:pStyle w:val="Heading2"/>
+        <w:spacing w:line="259" w:lineRule="auto" w:after="60"/>
       </w:pPr>
       <w:r>
         <w:rPr>
@@ -436,6 +500,7 @@
     </w:p>
     <w:p>
       <w:pPr>
+        <w:spacing w:line="259" w:lineRule="auto" w:after="60"/>
         <w:jc w:val="left"/>
       </w:pPr>
       <w:r>
@@ -450,6 +515,7 @@
     </w:p>
     <w:p>
       <w:pPr>
+        <w:spacing w:line="259" w:lineRule="auto" w:after="60"/>
         <w:jc w:val="left"/>
       </w:pPr>
       <w:r>
@@ -459,6 +525,7 @@
     <w:p>
       <w:pPr>
         <w:pStyle w:val="Heading2"/>
+        <w:spacing w:line="259" w:lineRule="auto" w:after="60"/>
       </w:pPr>
       <w:r>
         <w:rPr>
@@ -470,6 +537,7 @@
     <w:p>
       <w:pPr>
         <w:pStyle w:val="ListBullet"/>
+        <w:spacing w:line="259" w:lineRule="auto" w:after="60"/>
       </w:pPr>
       <w:r>
         <w:t>IP-Assignment-Vereinbarungen aller drei Gründer für alle Beiträge ab Eintragung zugunsten der Gesellschaft. Damit ist klar, wem künftige Codeänderungen gehören.</w:t>
@@ -478,6 +546,7 @@
     <w:p>
       <w:pPr>
         <w:pStyle w:val="ListBullet"/>
+        <w:spacing w:line="259" w:lineRule="auto" w:after="60"/>
       </w:pPr>
       <w:r>
         <w:t xml:space="preserve">Lizenzvertrag ist eine Datei in dieser Akte (siehe </w:t>
@@ -492,19 +561,65 @@
     <w:p>
       <w:pPr>
         <w:pStyle w:val="ListBullet"/>
+        <w:spacing w:line="259" w:lineRule="auto" w:after="60"/>
       </w:pPr>
       <w:r>
         <w:t>Steuerberater Eichbaum hat den Lizenzvertragsentwurf gegengelesen und bestätigt, dass keine Sachverdeckung anzunehmen ist, solange die Lizenz unentgeltlich und ohne Verknüpfung mit der Einlagepflicht steht.</w:t>
       </w:r>
     </w:p>
     <w:sectPr>
+      <w:headerReference w:type="default" r:id="rId9"/>
+      <w:footerReference w:type="default" r:id="rId10"/>
       <w:pgSz w:w="11906" w:h="16838"/>
-      <w:pgMar w:top="1417" w:right="1417" w:bottom="1417" w:left="1417" w:header="720" w:footer="720" w:gutter="0"/>
+      <w:pgMar w:top="1191" w:right="1247" w:bottom="1134" w:left="1361" w:header="720" w:footer="720" w:gutter="0"/>
       <w:cols w:space="720"/>
       <w:docGrid w:linePitch="360"/>
     </w:sectPr>
   </w:body>
 </w:document>
+</file>
+
+<file path=word/footer1.xml><?xml version="1.0" encoding="utf-8"?>
+<w:ftr xmlns:m="http://schemas.openxmlformats.org/officeDocument/2006/math" xmlns:mc="http://schemas.openxmlformats.org/markup-compatibility/2006" xmlns:mo="http://schemas.microsoft.com/office/mac/office/2008/main" xmlns:mv="urn:schemas-microsoft-com:mac:vml" xmlns:o="urn:schemas-microsoft-com:office:office" xmlns:r="http://schemas.openxmlformats.org/officeDocument/2006/relationships" xmlns:v="urn:schemas-microsoft-com:vml" xmlns:w10="urn:schemas-microsoft-com:office:word" xmlns:w14="http://schemas.microsoft.com/office/word/2010/wordml" xmlns:w="http://schemas.openxmlformats.org/wordprocessingml/2006/main" xmlns:wne="http://schemas.microsoft.com/office/word/2006/wordml" xmlns:wp14="http://schemas.microsoft.com/office/word/2010/wordprocessingDrawing" xmlns:wp="http://schemas.openxmlformats.org/drawingml/2006/wordprocessingDrawing" xmlns:wpc="http://schemas.microsoft.com/office/word/2010/wordprocessingCanvas" xmlns:wpg="http://schemas.microsoft.com/office/word/2010/wordprocessingGroup" xmlns:wpi="http://schemas.microsoft.com/office/word/2010/wordprocessingInk" xmlns:wps="http://schemas.microsoft.com/office/word/2010/wordprocessingShape" mc:Ignorable="w14 wp14">
+  <w:p>
+    <w:pPr>
+      <w:pStyle w:val="Footer"/>
+      <w:jc w:val="left"/>
+    </w:pPr>
+    <w:r/>
+    <w:r>
+      <w:rPr>
+        <w:rFonts w:ascii="Times New Roman" w:hAnsi="Times New Roman"/>
+        <w:b w:val="0"/>
+        <w:color w:val="777777"/>
+        <w:sz w:val="17"/>
+      </w:rPr>
+      <w:t>Vertraulich | Bearbeitungsstand Juli 2026 | nur zur Aktenbearbeitung</w:t>
+    </w:r>
+  </w:p>
+</w:ftr>
+</file>
+
+<file path=word/header1.xml><?xml version="1.0" encoding="utf-8"?>
+<w:hdr xmlns:m="http://schemas.openxmlformats.org/officeDocument/2006/math" xmlns:mc="http://schemas.openxmlformats.org/markup-compatibility/2006" xmlns:mo="http://schemas.microsoft.com/office/mac/office/2008/main" xmlns:mv="urn:schemas-microsoft-com:mac:vml" xmlns:o="urn:schemas-microsoft-com:office:office" xmlns:r="http://schemas.openxmlformats.org/officeDocument/2006/relationships" xmlns:v="urn:schemas-microsoft-com:vml" xmlns:w10="urn:schemas-microsoft-com:office:word" xmlns:w14="http://schemas.microsoft.com/office/word/2010/wordml" xmlns:w="http://schemas.openxmlformats.org/wordprocessingml/2006/main" xmlns:wne="http://schemas.microsoft.com/office/word/2006/wordml" xmlns:wp14="http://schemas.microsoft.com/office/word/2010/wordprocessingDrawing" xmlns:wp="http://schemas.openxmlformats.org/drawingml/2006/wordprocessingDrawing" xmlns:wpc="http://schemas.microsoft.com/office/word/2010/wordprocessingCanvas" xmlns:wpg="http://schemas.microsoft.com/office/word/2010/wordprocessingGroup" xmlns:wpi="http://schemas.microsoft.com/office/word/2010/wordprocessingInk" xmlns:wps="http://schemas.microsoft.com/office/word/2010/wordprocessingShape" mc:Ignorable="w14 wp14">
+  <w:p>
+    <w:pPr>
+      <w:pStyle w:val="Header"/>
+      <w:jc w:val="left"/>
+    </w:pPr>
+    <w:r/>
+    <w:r>
+      <w:rPr>
+        <w:rFonts w:ascii="Times New Roman" w:hAnsi="Times New Roman"/>
+        <w:b w:val="0"/>
+        <w:i w:val="0"/>
+        <w:color w:val="666666"/>
+        <w:sz w:val="17"/>
+      </w:rPr>
+      <w:t>Hagemann &amp; Westarp Rechtsanwälte | Gesellschaftsrechtliche Arbeitsakte | Bearbeitungsstand Juli 2026</w:t>
+    </w:r>
+  </w:p>
+</w:hdr>
 </file>
 
 <file path=word/numbering.xml><?xml version="1.0" encoding="utf-8"?>
@@ -1221,11 +1336,12 @@
       <w:contextualSpacing/>
     </w:pPr>
     <w:rPr>
-      <w:rFonts w:asciiTheme="majorHAnsi" w:eastAsiaTheme="majorEastAsia" w:hAnsiTheme="majorHAnsi" w:cstheme="majorBidi"/>
+      <w:rFonts w:asciiTheme="majorHAnsi" w:eastAsiaTheme="majorEastAsia" w:hAnsiTheme="majorHAnsi" w:cstheme="majorBidi" w:ascii="Times New Roman" w:hAnsi="Times New Roman"/>
+      <w:b/>
       <w:color w:val="17365D" w:themeColor="text2" w:themeShade="BF"/>
       <w:spacing w:val="5"/>
       <w:kern w:val="28"/>
-      <w:sz w:val="52"/>
+      <w:sz w:val="30"/>
       <w:szCs w:val="52"/>
     </w:rPr>
   </w:style>
